--- a/Angira_Saha_09-06-2026.docx
+++ b/Angira_Saha_09-06-2026.docx
@@ -5,29 +5,28 @@
     <w:p>
       <w:pPr>
         <w:rPr>
-          <w:noProof/>
-        </w:rPr>
-      </w:pPr>
-      <w:r>
-        <w:rPr>
-          <w:noProof/>
-        </w:rPr>
-        <w:t>Q1:</w:t>
-      </w:r>
-    </w:p>
-    <w:p>
-      <w:pPr>
-        <w:rPr>
-          <w:lang w:val="en-IN"/>
-        </w:rPr>
-      </w:pPr>
+          <w:lang w:val="en-IN"/>
+        </w:rPr>
+      </w:pPr>
+      <w:r>
+        <w:rPr>
+          <w:lang w:val="en-IN"/>
+        </w:rPr>
+        <w:t>Q1.</w:t>
+      </w:r>
+      <w:r>
+        <w:rPr>
+          <w:lang w:val="en-IN"/>
+        </w:rPr>
+        <w:br/>
+      </w:r>
       <w:r>
         <w:rPr>
           <w:noProof/>
         </w:rPr>
         <w:drawing>
           <wp:inline distT="0" distB="0" distL="0" distR="0">
-            <wp:extent cx="5943600" cy="3109182"/>
+            <wp:extent cx="5943600" cy="3098853"/>
             <wp:effectExtent l="19050" t="0" r="0" b="0"/>
             <wp:docPr id="1" name="Picture 1"/>
             <wp:cNvGraphicFramePr>
@@ -44,6 +43,63 @@
                   </pic:nvPicPr>
                   <pic:blipFill>
                     <a:blip r:embed="rId4" cstate="print"/>
+                    <a:srcRect/>
+                    <a:stretch>
+                      <a:fillRect/>
+                    </a:stretch>
+                  </pic:blipFill>
+                  <pic:spPr bwMode="auto">
+                    <a:xfrm>
+                      <a:off x="0" y="0"/>
+                      <a:ext cx="5943600" cy="3098853"/>
+                    </a:xfrm>
+                    <a:prstGeom prst="rect">
+                      <a:avLst/>
+                    </a:prstGeom>
+                    <a:noFill/>
+                    <a:ln w="9525">
+                      <a:noFill/>
+                      <a:miter lim="800000"/>
+                      <a:headEnd/>
+                      <a:tailEnd/>
+                    </a:ln>
+                  </pic:spPr>
+                </pic:pic>
+              </a:graphicData>
+            </a:graphic>
+          </wp:inline>
+        </w:drawing>
+      </w:r>
+    </w:p>
+    <w:p>
+      <w:pPr>
+        <w:rPr>
+          <w:lang w:val="en-IN"/>
+        </w:rPr>
+      </w:pPr>
+      <w:r>
+        <w:rPr>
+          <w:noProof/>
+        </w:rPr>
+        <w:drawing>
+          <wp:inline distT="0" distB="0" distL="0" distR="0">
+            <wp:extent cx="5943600" cy="3109182"/>
+            <wp:effectExtent l="19050" t="0" r="0" b="0"/>
+            <wp:docPr id="4" name="Picture 4"/>
+            <wp:cNvGraphicFramePr>
+              <a:graphicFrameLocks xmlns:a="http://schemas.openxmlformats.org/drawingml/2006/main" noChangeAspect="1"/>
+            </wp:cNvGraphicFramePr>
+            <a:graphic xmlns:a="http://schemas.openxmlformats.org/drawingml/2006/main">
+              <a:graphicData uri="http://schemas.openxmlformats.org/drawingml/2006/picture">
+                <pic:pic xmlns:pic="http://schemas.openxmlformats.org/drawingml/2006/picture">
+                  <pic:nvPicPr>
+                    <pic:cNvPr id="0" name="Picture 4"/>
+                    <pic:cNvPicPr>
+                      <a:picLocks noChangeAspect="1" noChangeArrowheads="1"/>
+                    </pic:cNvPicPr>
+                  </pic:nvPicPr>
+                  <pic:blipFill>
+                    <a:blip r:embed="rId5" cstate="print"/>
                     <a:srcRect/>
                     <a:stretch>
                       <a:fillRect/>
@@ -85,63 +141,7 @@
         <w:lastRenderedPageBreak/>
         <w:drawing>
           <wp:inline distT="0" distB="0" distL="0" distR="0">
-            <wp:extent cx="5943600" cy="3118939"/>
-            <wp:effectExtent l="19050" t="0" r="0" b="0"/>
-            <wp:docPr id="4" name="Picture 4"/>
-            <wp:cNvGraphicFramePr>
-              <a:graphicFrameLocks xmlns:a="http://schemas.openxmlformats.org/drawingml/2006/main" noChangeAspect="1"/>
-            </wp:cNvGraphicFramePr>
-            <a:graphic xmlns:a="http://schemas.openxmlformats.org/drawingml/2006/main">
-              <a:graphicData uri="http://schemas.openxmlformats.org/drawingml/2006/picture">
-                <pic:pic xmlns:pic="http://schemas.openxmlformats.org/drawingml/2006/picture">
-                  <pic:nvPicPr>
-                    <pic:cNvPr id="0" name="Picture 4"/>
-                    <pic:cNvPicPr>
-                      <a:picLocks noChangeAspect="1" noChangeArrowheads="1"/>
-                    </pic:cNvPicPr>
-                  </pic:nvPicPr>
-                  <pic:blipFill>
-                    <a:blip r:embed="rId5"/>
-                    <a:srcRect/>
-                    <a:stretch>
-                      <a:fillRect/>
-                    </a:stretch>
-                  </pic:blipFill>
-                  <pic:spPr bwMode="auto">
-                    <a:xfrm>
-                      <a:off x="0" y="0"/>
-                      <a:ext cx="5943600" cy="3118939"/>
-                    </a:xfrm>
-                    <a:prstGeom prst="rect">
-                      <a:avLst/>
-                    </a:prstGeom>
-                    <a:noFill/>
-                    <a:ln w="9525">
-                      <a:noFill/>
-                      <a:miter lim="800000"/>
-                      <a:headEnd/>
-                      <a:tailEnd/>
-                    </a:ln>
-                  </pic:spPr>
-                </pic:pic>
-              </a:graphicData>
-            </a:graphic>
-          </wp:inline>
-        </w:drawing>
-      </w:r>
-      <w:r>
-        <w:rPr>
-          <w:lang w:val="en-IN"/>
-        </w:rPr>
-        <w:t xml:space="preserve"> </w:t>
-      </w:r>
-      <w:r>
-        <w:rPr>
-          <w:noProof/>
-        </w:rPr>
-        <w:drawing>
-          <wp:inline distT="0" distB="0" distL="0" distR="0">
-            <wp:extent cx="5943600" cy="3090589"/>
+            <wp:extent cx="5943600" cy="3109182"/>
             <wp:effectExtent l="19050" t="0" r="0" b="0"/>
             <wp:docPr id="7" name="Picture 7"/>
             <wp:cNvGraphicFramePr>
@@ -158,64 +158,6 @@
                   </pic:nvPicPr>
                   <pic:blipFill>
                     <a:blip r:embed="rId6"/>
-                    <a:srcRect/>
-                    <a:stretch>
-                      <a:fillRect/>
-                    </a:stretch>
-                  </pic:blipFill>
-                  <pic:spPr bwMode="auto">
-                    <a:xfrm>
-                      <a:off x="0" y="0"/>
-                      <a:ext cx="5943600" cy="3090589"/>
-                    </a:xfrm>
-                    <a:prstGeom prst="rect">
-                      <a:avLst/>
-                    </a:prstGeom>
-                    <a:noFill/>
-                    <a:ln w="9525">
-                      <a:noFill/>
-                      <a:miter lim="800000"/>
-                      <a:headEnd/>
-                      <a:tailEnd/>
-                    </a:ln>
-                  </pic:spPr>
-                </pic:pic>
-              </a:graphicData>
-            </a:graphic>
-          </wp:inline>
-        </w:drawing>
-      </w:r>
-    </w:p>
-    <w:p>
-      <w:pPr>
-        <w:rPr>
-          <w:lang w:val="en-IN"/>
-        </w:rPr>
-      </w:pPr>
-      <w:r>
-        <w:rPr>
-          <w:noProof/>
-        </w:rPr>
-        <w:lastRenderedPageBreak/>
-        <w:drawing>
-          <wp:inline distT="0" distB="0" distL="0" distR="0">
-            <wp:extent cx="5943600" cy="3109182"/>
-            <wp:effectExtent l="19050" t="0" r="0" b="0"/>
-            <wp:docPr id="10" name="Picture 10"/>
-            <wp:cNvGraphicFramePr>
-              <a:graphicFrameLocks xmlns:a="http://schemas.openxmlformats.org/drawingml/2006/main" noChangeAspect="1"/>
-            </wp:cNvGraphicFramePr>
-            <a:graphic xmlns:a="http://schemas.openxmlformats.org/drawingml/2006/main">
-              <a:graphicData uri="http://schemas.openxmlformats.org/drawingml/2006/picture">
-                <pic:pic xmlns:pic="http://schemas.openxmlformats.org/drawingml/2006/picture">
-                  <pic:nvPicPr>
-                    <pic:cNvPr id="0" name="Picture 10"/>
-                    <pic:cNvPicPr>
-                      <a:picLocks noChangeAspect="1" noChangeArrowheads="1"/>
-                    </pic:cNvPicPr>
-                  </pic:nvPicPr>
-                  <pic:blipFill>
-                    <a:blip r:embed="rId7"/>
                     <a:srcRect/>
                     <a:stretch>
                       <a:fillRect/>
@@ -243,22 +185,21 @@
           </wp:inline>
         </w:drawing>
       </w:r>
-    </w:p>
-    <w:p>
-      <w:pPr>
-        <w:rPr>
-          <w:lang w:val="en-IN"/>
-        </w:rPr>
-      </w:pPr>
+      <w:r>
+        <w:rPr>
+          <w:lang w:val="en-IN"/>
+        </w:rPr>
+        <w:br/>
+      </w:r>
       <w:r>
         <w:rPr>
           <w:noProof/>
         </w:rPr>
         <w:drawing>
           <wp:inline distT="0" distB="0" distL="0" distR="0">
-            <wp:extent cx="5943600" cy="3110264"/>
+            <wp:extent cx="5943600" cy="3117446"/>
             <wp:effectExtent l="19050" t="0" r="0" b="0"/>
-            <wp:docPr id="13" name="Picture 13"/>
+            <wp:docPr id="10" name="Picture 10"/>
             <wp:cNvGraphicFramePr>
               <a:graphicFrameLocks xmlns:a="http://schemas.openxmlformats.org/drawingml/2006/main" noChangeAspect="1"/>
             </wp:cNvGraphicFramePr>
@@ -266,13 +207,13 @@
               <a:graphicData uri="http://schemas.openxmlformats.org/drawingml/2006/picture">
                 <pic:pic xmlns:pic="http://schemas.openxmlformats.org/drawingml/2006/picture">
                   <pic:nvPicPr>
-                    <pic:cNvPr id="0" name="Picture 13"/>
+                    <pic:cNvPr id="0" name="Picture 10"/>
                     <pic:cNvPicPr>
                       <a:picLocks noChangeAspect="1" noChangeArrowheads="1"/>
                     </pic:cNvPicPr>
                   </pic:nvPicPr>
                   <pic:blipFill>
-                    <a:blip r:embed="rId8"/>
+                    <a:blip r:embed="rId7"/>
                     <a:srcRect/>
                     <a:stretch>
                       <a:fillRect/>
@@ -281,7 +222,7 @@
                   <pic:spPr bwMode="auto">
                     <a:xfrm>
                       <a:off x="0" y="0"/>
-                      <a:ext cx="5943600" cy="3110264"/>
+                      <a:ext cx="5943600" cy="3117446"/>
                     </a:xfrm>
                     <a:prstGeom prst="rect">
                       <a:avLst/>
@@ -314,9 +255,9 @@
         <w:lastRenderedPageBreak/>
         <w:drawing>
           <wp:inline distT="0" distB="0" distL="0" distR="0">
-            <wp:extent cx="5943600" cy="2936520"/>
+            <wp:extent cx="5943600" cy="3109182"/>
             <wp:effectExtent l="19050" t="0" r="0" b="0"/>
-            <wp:docPr id="22" name="Picture 22"/>
+            <wp:docPr id="13" name="Picture 13"/>
             <wp:cNvGraphicFramePr>
               <a:graphicFrameLocks xmlns:a="http://schemas.openxmlformats.org/drawingml/2006/main" noChangeAspect="1"/>
             </wp:cNvGraphicFramePr>
@@ -324,83 +265,13 @@
               <a:graphicData uri="http://schemas.openxmlformats.org/drawingml/2006/picture">
                 <pic:pic xmlns:pic="http://schemas.openxmlformats.org/drawingml/2006/picture">
                   <pic:nvPicPr>
-                    <pic:cNvPr id="0" name="Picture 22"/>
+                    <pic:cNvPr id="0" name="Picture 13"/>
                     <pic:cNvPicPr>
                       <a:picLocks noChangeAspect="1" noChangeArrowheads="1"/>
                     </pic:cNvPicPr>
                   </pic:nvPicPr>
                   <pic:blipFill>
-                    <a:blip r:embed="rId9" cstate="print"/>
-                    <a:srcRect/>
-                    <a:stretch>
-                      <a:fillRect/>
-                    </a:stretch>
-                  </pic:blipFill>
-                  <pic:spPr bwMode="auto">
-                    <a:xfrm>
-                      <a:off x="0" y="0"/>
-                      <a:ext cx="5943600" cy="2936520"/>
-                    </a:xfrm>
-                    <a:prstGeom prst="rect">
-                      <a:avLst/>
-                    </a:prstGeom>
-                    <a:noFill/>
-                    <a:ln w="9525">
-                      <a:noFill/>
-                      <a:miter lim="800000"/>
-                      <a:headEnd/>
-                      <a:tailEnd/>
-                    </a:ln>
-                  </pic:spPr>
-                </pic:pic>
-              </a:graphicData>
-            </a:graphic>
-          </wp:inline>
-        </w:drawing>
-      </w:r>
-    </w:p>
-    <w:p>
-      <w:pPr>
-        <w:rPr>
-          <w:lang w:val="en-IN"/>
-        </w:rPr>
-      </w:pPr>
-      <w:r>
-        <w:rPr>
-          <w:lang w:val="en-IN"/>
-        </w:rPr>
-        <w:t>Sonar</w:t>
-      </w:r>
-    </w:p>
-    <w:p>
-      <w:pPr>
-        <w:rPr>
-          <w:lang w:val="en-IN"/>
-        </w:rPr>
-      </w:pPr>
-      <w:r>
-        <w:rPr>
-          <w:noProof/>
-        </w:rPr>
-        <w:drawing>
-          <wp:inline distT="0" distB="0" distL="0" distR="0">
-            <wp:extent cx="5943600" cy="3109182"/>
-            <wp:effectExtent l="19050" t="0" r="0" b="0"/>
-            <wp:docPr id="16" name="Picture 16"/>
-            <wp:cNvGraphicFramePr>
-              <a:graphicFrameLocks xmlns:a="http://schemas.openxmlformats.org/drawingml/2006/main" noChangeAspect="1"/>
-            </wp:cNvGraphicFramePr>
-            <a:graphic xmlns:a="http://schemas.openxmlformats.org/drawingml/2006/main">
-              <a:graphicData uri="http://schemas.openxmlformats.org/drawingml/2006/picture">
-                <pic:pic xmlns:pic="http://schemas.openxmlformats.org/drawingml/2006/picture">
-                  <pic:nvPicPr>
-                    <pic:cNvPr id="0" name="Picture 16"/>
-                    <pic:cNvPicPr>
-                      <a:picLocks noChangeAspect="1" noChangeArrowheads="1"/>
-                    </pic:cNvPicPr>
-                  </pic:nvPicPr>
-                  <pic:blipFill>
-                    <a:blip r:embed="rId10"/>
+                    <a:blip r:embed="rId8"/>
                     <a:srcRect/>
                     <a:stretch>
                       <a:fillRect/>
@@ -439,12 +310,11 @@
         <w:rPr>
           <w:noProof/>
         </w:rPr>
-        <w:lastRenderedPageBreak/>
         <w:drawing>
           <wp:inline distT="0" distB="0" distL="0" distR="0">
-            <wp:extent cx="5943600" cy="2944821"/>
+            <wp:extent cx="5943600" cy="3098853"/>
             <wp:effectExtent l="19050" t="0" r="0" b="0"/>
-            <wp:docPr id="19" name="Picture 19"/>
+            <wp:docPr id="16" name="Picture 16"/>
             <wp:cNvGraphicFramePr>
               <a:graphicFrameLocks xmlns:a="http://schemas.openxmlformats.org/drawingml/2006/main" noChangeAspect="1"/>
             </wp:cNvGraphicFramePr>
@@ -452,70 +322,13 @@
               <a:graphicData uri="http://schemas.openxmlformats.org/drawingml/2006/picture">
                 <pic:pic xmlns:pic="http://schemas.openxmlformats.org/drawingml/2006/picture">
                   <pic:nvPicPr>
-                    <pic:cNvPr id="0" name="Picture 19"/>
+                    <pic:cNvPr id="0" name="Picture 16"/>
                     <pic:cNvPicPr>
                       <a:picLocks noChangeAspect="1" noChangeArrowheads="1"/>
                     </pic:cNvPicPr>
                   </pic:nvPicPr>
                   <pic:blipFill>
-                    <a:blip r:embed="rId11"/>
-                    <a:srcRect/>
-                    <a:stretch>
-                      <a:fillRect/>
-                    </a:stretch>
-                  </pic:blipFill>
-                  <pic:spPr bwMode="auto">
-                    <a:xfrm>
-                      <a:off x="0" y="0"/>
-                      <a:ext cx="5943600" cy="2944821"/>
-                    </a:xfrm>
-                    <a:prstGeom prst="rect">
-                      <a:avLst/>
-                    </a:prstGeom>
-                    <a:noFill/>
-                    <a:ln w="9525">
-                      <a:noFill/>
-                      <a:miter lim="800000"/>
-                      <a:headEnd/>
-                      <a:tailEnd/>
-                    </a:ln>
-                  </pic:spPr>
-                </pic:pic>
-              </a:graphicData>
-            </a:graphic>
-          </wp:inline>
-        </w:drawing>
-      </w:r>
-    </w:p>
-    <w:p>
-      <w:pPr>
-        <w:rPr>
-          <w:lang w:val="en-IN"/>
-        </w:rPr>
-      </w:pPr>
-      <w:r>
-        <w:rPr>
-          <w:noProof/>
-        </w:rPr>
-        <w:drawing>
-          <wp:inline distT="0" distB="0" distL="0" distR="0">
-            <wp:extent cx="5943600" cy="3098853"/>
-            <wp:effectExtent l="19050" t="0" r="0" b="0"/>
-            <wp:docPr id="28" name="Picture 28"/>
-            <wp:cNvGraphicFramePr>
-              <a:graphicFrameLocks xmlns:a="http://schemas.openxmlformats.org/drawingml/2006/main" noChangeAspect="1"/>
-            </wp:cNvGraphicFramePr>
-            <a:graphic xmlns:a="http://schemas.openxmlformats.org/drawingml/2006/main">
-              <a:graphicData uri="http://schemas.openxmlformats.org/drawingml/2006/picture">
-                <pic:pic xmlns:pic="http://schemas.openxmlformats.org/drawingml/2006/picture">
-                  <pic:nvPicPr>
-                    <pic:cNvPr id="0" name="Picture 28"/>
-                    <pic:cNvPicPr>
-                      <a:picLocks noChangeAspect="1" noChangeArrowheads="1"/>
-                    </pic:cNvPicPr>
-                  </pic:nvPicPr>
-                  <pic:blipFill>
-                    <a:blip r:embed="rId12"/>
+                    <a:blip r:embed="rId9"/>
                     <a:srcRect/>
                     <a:stretch>
                       <a:fillRect/>
@@ -557,9 +370,9 @@
         <w:lastRenderedPageBreak/>
         <w:drawing>
           <wp:inline distT="0" distB="0" distL="0" distR="0">
-            <wp:extent cx="5943600" cy="2948042"/>
+            <wp:extent cx="5943600" cy="2923251"/>
             <wp:effectExtent l="19050" t="0" r="0" b="0"/>
-            <wp:docPr id="31" name="Picture 31"/>
+            <wp:docPr id="19" name="Picture 19"/>
             <wp:cNvGraphicFramePr>
               <a:graphicFrameLocks xmlns:a="http://schemas.openxmlformats.org/drawingml/2006/main" noChangeAspect="1"/>
             </wp:cNvGraphicFramePr>
@@ -567,13 +380,13 @@
               <a:graphicData uri="http://schemas.openxmlformats.org/drawingml/2006/picture">
                 <pic:pic xmlns:pic="http://schemas.openxmlformats.org/drawingml/2006/picture">
                   <pic:nvPicPr>
-                    <pic:cNvPr id="0" name="Picture 31"/>
+                    <pic:cNvPr id="0" name="Picture 19"/>
                     <pic:cNvPicPr>
                       <a:picLocks noChangeAspect="1" noChangeArrowheads="1"/>
                     </pic:cNvPicPr>
                   </pic:nvPicPr>
                   <pic:blipFill>
-                    <a:blip r:embed="rId13"/>
+                    <a:blip r:embed="rId10"/>
                     <a:srcRect/>
                     <a:stretch>
                       <a:fillRect/>
@@ -582,7 +395,7 @@
                   <pic:spPr bwMode="auto">
                     <a:xfrm>
                       <a:off x="0" y="0"/>
-                      <a:ext cx="5943600" cy="2948042"/>
+                      <a:ext cx="5943600" cy="2923251"/>
                     </a:xfrm>
                     <a:prstGeom prst="rect">
                       <a:avLst/>
@@ -614,9 +427,9 @@
         </w:rPr>
         <w:drawing>
           <wp:inline distT="0" distB="0" distL="0" distR="0">
-            <wp:extent cx="5943600" cy="3145880"/>
+            <wp:extent cx="5943600" cy="2910855"/>
             <wp:effectExtent l="19050" t="0" r="0" b="0"/>
-            <wp:docPr id="34" name="Picture 34"/>
+            <wp:docPr id="22" name="Picture 22"/>
             <wp:cNvGraphicFramePr>
               <a:graphicFrameLocks xmlns:a="http://schemas.openxmlformats.org/drawingml/2006/main" noChangeAspect="1"/>
             </wp:cNvGraphicFramePr>
@@ -624,13 +437,13 @@
               <a:graphicData uri="http://schemas.openxmlformats.org/drawingml/2006/picture">
                 <pic:pic xmlns:pic="http://schemas.openxmlformats.org/drawingml/2006/picture">
                   <pic:nvPicPr>
-                    <pic:cNvPr id="0" name="Picture 34"/>
+                    <pic:cNvPr id="0" name="Picture 22"/>
                     <pic:cNvPicPr>
                       <a:picLocks noChangeAspect="1" noChangeArrowheads="1"/>
                     </pic:cNvPicPr>
                   </pic:nvPicPr>
                   <pic:blipFill>
-                    <a:blip r:embed="rId14"/>
+                    <a:blip r:embed="rId11" cstate="print"/>
                     <a:srcRect/>
                     <a:stretch>
                       <a:fillRect/>
@@ -639,7 +452,7 @@
                   <pic:spPr bwMode="auto">
                     <a:xfrm>
                       <a:off x="0" y="0"/>
-                      <a:ext cx="5943600" cy="3145880"/>
+                      <a:ext cx="5954372" cy="2916131"/>
                     </a:xfrm>
                     <a:prstGeom prst="rect">
                       <a:avLst/>
@@ -672,9 +485,9 @@
         <w:lastRenderedPageBreak/>
         <w:drawing>
           <wp:inline distT="0" distB="0" distL="0" distR="0">
-            <wp:extent cx="5943600" cy="3145259"/>
+            <wp:extent cx="5943600" cy="2838549"/>
             <wp:effectExtent l="19050" t="0" r="0" b="0"/>
-            <wp:docPr id="37" name="Picture 37"/>
+            <wp:docPr id="32" name="Picture 32"/>
             <wp:cNvGraphicFramePr>
               <a:graphicFrameLocks xmlns:a="http://schemas.openxmlformats.org/drawingml/2006/main" noChangeAspect="1"/>
             </wp:cNvGraphicFramePr>
@@ -682,13 +495,13 @@
               <a:graphicData uri="http://schemas.openxmlformats.org/drawingml/2006/picture">
                 <pic:pic xmlns:pic="http://schemas.openxmlformats.org/drawingml/2006/picture">
                   <pic:nvPicPr>
-                    <pic:cNvPr id="0" name="Picture 37"/>
+                    <pic:cNvPr id="0" name="Picture 32"/>
                     <pic:cNvPicPr>
                       <a:picLocks noChangeAspect="1" noChangeArrowheads="1"/>
                     </pic:cNvPicPr>
                   </pic:nvPicPr>
                   <pic:blipFill>
-                    <a:blip r:embed="rId15"/>
+                    <a:blip r:embed="rId12" cstate="print"/>
                     <a:srcRect/>
                     <a:stretch>
                       <a:fillRect/>
@@ -697,7 +510,7 @@
                   <pic:spPr bwMode="auto">
                     <a:xfrm>
                       <a:off x="0" y="0"/>
-                      <a:ext cx="5943600" cy="3145259"/>
+                      <a:ext cx="5943600" cy="2838549"/>
                     </a:xfrm>
                     <a:prstGeom prst="rect">
                       <a:avLst/>
@@ -729,9 +542,9 @@
         </w:rPr>
         <w:drawing>
           <wp:inline distT="0" distB="0" distL="0" distR="0">
-            <wp:extent cx="5943600" cy="2916977"/>
+            <wp:extent cx="5943600" cy="2914909"/>
             <wp:effectExtent l="19050" t="0" r="0" b="0"/>
-            <wp:docPr id="40" name="Picture 40"/>
+            <wp:docPr id="35" name="Picture 35"/>
             <wp:cNvGraphicFramePr>
               <a:graphicFrameLocks xmlns:a="http://schemas.openxmlformats.org/drawingml/2006/main" noChangeAspect="1"/>
             </wp:cNvGraphicFramePr>
@@ -739,13 +552,13 @@
               <a:graphicData uri="http://schemas.openxmlformats.org/drawingml/2006/picture">
                 <pic:pic xmlns:pic="http://schemas.openxmlformats.org/drawingml/2006/picture">
                   <pic:nvPicPr>
-                    <pic:cNvPr id="0" name="Picture 40"/>
+                    <pic:cNvPr id="0" name="Picture 35"/>
                     <pic:cNvPicPr>
                       <a:picLocks noChangeAspect="1" noChangeArrowheads="1"/>
                     </pic:cNvPicPr>
                   </pic:nvPicPr>
                   <pic:blipFill>
-                    <a:blip r:embed="rId16"/>
+                    <a:blip r:embed="rId13"/>
                     <a:srcRect/>
                     <a:stretch>
                       <a:fillRect/>
@@ -754,7 +567,7 @@
                   <pic:spPr bwMode="auto">
                     <a:xfrm>
                       <a:off x="0" y="0"/>
-                      <a:ext cx="5943600" cy="2916977"/>
+                      <a:ext cx="5943600" cy="2914909"/>
                     </a:xfrm>
                     <a:prstGeom prst="rect">
                       <a:avLst/>
@@ -780,6 +593,13 @@
           <w:lang w:val="en-IN"/>
         </w:rPr>
       </w:pPr>
+    </w:p>
+    <w:p>
+      <w:pPr>
+        <w:rPr>
+          <w:lang w:val="en-IN"/>
+        </w:rPr>
+      </w:pPr>
       <w:r>
         <w:rPr>
           <w:noProof/>
@@ -787,303 +607,9 @@
         <w:lastRenderedPageBreak/>
         <w:drawing>
           <wp:inline distT="0" distB="0" distL="0" distR="0">
-            <wp:extent cx="5943600" cy="2908702"/>
+            <wp:extent cx="4902883" cy="2400030"/>
             <wp:effectExtent l="19050" t="0" r="0" b="0"/>
-            <wp:docPr id="43" name="Picture 43"/>
-            <wp:cNvGraphicFramePr>
-              <a:graphicFrameLocks xmlns:a="http://schemas.openxmlformats.org/drawingml/2006/main" noChangeAspect="1"/>
-            </wp:cNvGraphicFramePr>
-            <a:graphic xmlns:a="http://schemas.openxmlformats.org/drawingml/2006/main">
-              <a:graphicData uri="http://schemas.openxmlformats.org/drawingml/2006/picture">
-                <pic:pic xmlns:pic="http://schemas.openxmlformats.org/drawingml/2006/picture">
-                  <pic:nvPicPr>
-                    <pic:cNvPr id="0" name="Picture 43"/>
-                    <pic:cNvPicPr>
-                      <a:picLocks noChangeAspect="1" noChangeArrowheads="1"/>
-                    </pic:cNvPicPr>
-                  </pic:nvPicPr>
-                  <pic:blipFill>
-                    <a:blip r:embed="rId17" cstate="print"/>
-                    <a:srcRect/>
-                    <a:stretch>
-                      <a:fillRect/>
-                    </a:stretch>
-                  </pic:blipFill>
-                  <pic:spPr bwMode="auto">
-                    <a:xfrm>
-                      <a:off x="0" y="0"/>
-                      <a:ext cx="5943600" cy="2908702"/>
-                    </a:xfrm>
-                    <a:prstGeom prst="rect">
-                      <a:avLst/>
-                    </a:prstGeom>
-                    <a:noFill/>
-                    <a:ln w="9525">
-                      <a:noFill/>
-                      <a:miter lim="800000"/>
-                      <a:headEnd/>
-                      <a:tailEnd/>
-                    </a:ln>
-                  </pic:spPr>
-                </pic:pic>
-              </a:graphicData>
-            </a:graphic>
-          </wp:inline>
-        </w:drawing>
-      </w:r>
-    </w:p>
-    <w:p>
-      <w:pPr>
-        <w:rPr>
-          <w:lang w:val="en-IN"/>
-        </w:rPr>
-      </w:pPr>
-      <w:r>
-        <w:rPr>
-          <w:noProof/>
-        </w:rPr>
-        <w:drawing>
-          <wp:inline distT="0" distB="0" distL="0" distR="0">
-            <wp:extent cx="5943600" cy="2924069"/>
-            <wp:effectExtent l="19050" t="0" r="0" b="0"/>
-            <wp:docPr id="46" name="Picture 46"/>
-            <wp:cNvGraphicFramePr>
-              <a:graphicFrameLocks xmlns:a="http://schemas.openxmlformats.org/drawingml/2006/main" noChangeAspect="1"/>
-            </wp:cNvGraphicFramePr>
-            <a:graphic xmlns:a="http://schemas.openxmlformats.org/drawingml/2006/main">
-              <a:graphicData uri="http://schemas.openxmlformats.org/drawingml/2006/picture">
-                <pic:pic xmlns:pic="http://schemas.openxmlformats.org/drawingml/2006/picture">
-                  <pic:nvPicPr>
-                    <pic:cNvPr id="0" name="Picture 46"/>
-                    <pic:cNvPicPr>
-                      <a:picLocks noChangeAspect="1" noChangeArrowheads="1"/>
-                    </pic:cNvPicPr>
-                  </pic:nvPicPr>
-                  <pic:blipFill>
-                    <a:blip r:embed="rId18" cstate="print"/>
-                    <a:srcRect/>
-                    <a:stretch>
-                      <a:fillRect/>
-                    </a:stretch>
-                  </pic:blipFill>
-                  <pic:spPr bwMode="auto">
-                    <a:xfrm>
-                      <a:off x="0" y="0"/>
-                      <a:ext cx="5943600" cy="2924069"/>
-                    </a:xfrm>
-                    <a:prstGeom prst="rect">
-                      <a:avLst/>
-                    </a:prstGeom>
-                    <a:noFill/>
-                    <a:ln w="9525">
-                      <a:noFill/>
-                      <a:miter lim="800000"/>
-                      <a:headEnd/>
-                      <a:tailEnd/>
-                    </a:ln>
-                  </pic:spPr>
-                </pic:pic>
-              </a:graphicData>
-            </a:graphic>
-          </wp:inline>
-        </w:drawing>
-      </w:r>
-    </w:p>
-    <w:p>
-      <w:pPr>
-        <w:rPr>
-          <w:lang w:val="en-IN"/>
-        </w:rPr>
-      </w:pPr>
-      <w:r>
-        <w:rPr>
-          <w:noProof/>
-        </w:rPr>
-        <w:lastRenderedPageBreak/>
-        <w:drawing>
-          <wp:inline distT="0" distB="0" distL="0" distR="0">
-            <wp:extent cx="5943600" cy="2903411"/>
-            <wp:effectExtent l="19050" t="0" r="0" b="0"/>
-            <wp:docPr id="49" name="Picture 49"/>
-            <wp:cNvGraphicFramePr>
-              <a:graphicFrameLocks xmlns:a="http://schemas.openxmlformats.org/drawingml/2006/main" noChangeAspect="1"/>
-            </wp:cNvGraphicFramePr>
-            <a:graphic xmlns:a="http://schemas.openxmlformats.org/drawingml/2006/main">
-              <a:graphicData uri="http://schemas.openxmlformats.org/drawingml/2006/picture">
-                <pic:pic xmlns:pic="http://schemas.openxmlformats.org/drawingml/2006/picture">
-                  <pic:nvPicPr>
-                    <pic:cNvPr id="0" name="Picture 49"/>
-                    <pic:cNvPicPr>
-                      <a:picLocks noChangeAspect="1" noChangeArrowheads="1"/>
-                    </pic:cNvPicPr>
-                  </pic:nvPicPr>
-                  <pic:blipFill>
-                    <a:blip r:embed="rId19"/>
-                    <a:srcRect/>
-                    <a:stretch>
-                      <a:fillRect/>
-                    </a:stretch>
-                  </pic:blipFill>
-                  <pic:spPr bwMode="auto">
-                    <a:xfrm>
-                      <a:off x="0" y="0"/>
-                      <a:ext cx="5943600" cy="2903411"/>
-                    </a:xfrm>
-                    <a:prstGeom prst="rect">
-                      <a:avLst/>
-                    </a:prstGeom>
-                    <a:noFill/>
-                    <a:ln w="9525">
-                      <a:noFill/>
-                      <a:miter lim="800000"/>
-                      <a:headEnd/>
-                      <a:tailEnd/>
-                    </a:ln>
-                  </pic:spPr>
-                </pic:pic>
-              </a:graphicData>
-            </a:graphic>
-          </wp:inline>
-        </w:drawing>
-      </w:r>
-    </w:p>
-    <w:p>
-      <w:pPr>
-        <w:rPr>
-          <w:lang w:val="en-IN"/>
-        </w:rPr>
-      </w:pPr>
-      <w:r>
-        <w:rPr>
-          <w:noProof/>
-        </w:rPr>
-        <w:drawing>
-          <wp:inline distT="0" distB="0" distL="0" distR="0">
-            <wp:extent cx="5943600" cy="2938642"/>
-            <wp:effectExtent l="19050" t="0" r="0" b="0"/>
-            <wp:docPr id="52" name="Picture 52"/>
-            <wp:cNvGraphicFramePr>
-              <a:graphicFrameLocks xmlns:a="http://schemas.openxmlformats.org/drawingml/2006/main" noChangeAspect="1"/>
-            </wp:cNvGraphicFramePr>
-            <a:graphic xmlns:a="http://schemas.openxmlformats.org/drawingml/2006/main">
-              <a:graphicData uri="http://schemas.openxmlformats.org/drawingml/2006/picture">
-                <pic:pic xmlns:pic="http://schemas.openxmlformats.org/drawingml/2006/picture">
-                  <pic:nvPicPr>
-                    <pic:cNvPr id="0" name="Picture 52"/>
-                    <pic:cNvPicPr>
-                      <a:picLocks noChangeAspect="1" noChangeArrowheads="1"/>
-                    </pic:cNvPicPr>
-                  </pic:nvPicPr>
-                  <pic:blipFill>
-                    <a:blip r:embed="rId20" cstate="print"/>
-                    <a:srcRect/>
-                    <a:stretch>
-                      <a:fillRect/>
-                    </a:stretch>
-                  </pic:blipFill>
-                  <pic:spPr bwMode="auto">
-                    <a:xfrm>
-                      <a:off x="0" y="0"/>
-                      <a:ext cx="5943600" cy="2938642"/>
-                    </a:xfrm>
-                    <a:prstGeom prst="rect">
-                      <a:avLst/>
-                    </a:prstGeom>
-                    <a:noFill/>
-                    <a:ln w="9525">
-                      <a:noFill/>
-                      <a:miter lim="800000"/>
-                      <a:headEnd/>
-                      <a:tailEnd/>
-                    </a:ln>
-                  </pic:spPr>
-                </pic:pic>
-              </a:graphicData>
-            </a:graphic>
-          </wp:inline>
-        </w:drawing>
-      </w:r>
-    </w:p>
-    <w:p>
-      <w:pPr>
-        <w:rPr>
-          <w:lang w:val="en-IN"/>
-        </w:rPr>
-      </w:pPr>
-      <w:r>
-        <w:rPr>
-          <w:noProof/>
-        </w:rPr>
-        <w:lastRenderedPageBreak/>
-        <w:drawing>
-          <wp:inline distT="0" distB="0" distL="0" distR="0">
-            <wp:extent cx="6308877" cy="3289300"/>
-            <wp:effectExtent l="19050" t="0" r="0" b="0"/>
-            <wp:docPr id="2" name="Picture 55"/>
-            <wp:cNvGraphicFramePr>
-              <a:graphicFrameLocks xmlns:a="http://schemas.openxmlformats.org/drawingml/2006/main" noChangeAspect="1"/>
-            </wp:cNvGraphicFramePr>
-            <a:graphic xmlns:a="http://schemas.openxmlformats.org/drawingml/2006/main">
-              <a:graphicData uri="http://schemas.openxmlformats.org/drawingml/2006/picture">
-                <pic:pic xmlns:pic="http://schemas.openxmlformats.org/drawingml/2006/picture">
-                  <pic:nvPicPr>
-                    <pic:cNvPr id="0" name="Picture 55"/>
-                    <pic:cNvPicPr>
-                      <a:picLocks noChangeAspect="1" noChangeArrowheads="1"/>
-                    </pic:cNvPicPr>
-                  </pic:nvPicPr>
-                  <pic:blipFill>
-                    <a:blip r:embed="rId21" cstate="print"/>
-                    <a:srcRect/>
-                    <a:stretch>
-                      <a:fillRect/>
-                    </a:stretch>
-                  </pic:blipFill>
-                  <pic:spPr bwMode="auto">
-                    <a:xfrm>
-                      <a:off x="0" y="0"/>
-                      <a:ext cx="6308985" cy="3289356"/>
-                    </a:xfrm>
-                    <a:prstGeom prst="rect">
-                      <a:avLst/>
-                    </a:prstGeom>
-                    <a:noFill/>
-                    <a:ln w="9525">
-                      <a:noFill/>
-                      <a:miter lim="800000"/>
-                      <a:headEnd/>
-                      <a:tailEnd/>
-                    </a:ln>
-                  </pic:spPr>
-                </pic:pic>
-              </a:graphicData>
-            </a:graphic>
-          </wp:inline>
-        </w:drawing>
-      </w:r>
-    </w:p>
-    <w:p>
-      <w:pPr>
-        <w:rPr>
-          <w:lang w:val="en-IN"/>
-        </w:rPr>
-      </w:pPr>
-    </w:p>
-    <w:p>
-      <w:pPr>
-        <w:rPr>
-          <w:lang w:val="en-IN"/>
-        </w:rPr>
-      </w:pPr>
-      <w:r>
-        <w:rPr>
-          <w:noProof/>
-        </w:rPr>
-        <w:drawing>
-          <wp:inline distT="0" distB="0" distL="0" distR="0">
-            <wp:extent cx="6471191" cy="3168650"/>
-            <wp:effectExtent l="19050" t="0" r="5809" b="0"/>
-            <wp:docPr id="3" name="Picture 2"/>
+            <wp:docPr id="2" name="Picture 2"/>
             <wp:cNvGraphicFramePr>
               <a:graphicFrameLocks xmlns:a="http://schemas.openxmlformats.org/drawingml/2006/main" noChangeAspect="1"/>
             </wp:cNvGraphicFramePr>
@@ -1097,7 +623,7 @@
                     </pic:cNvPicPr>
                   </pic:nvPicPr>
                   <pic:blipFill>
-                    <a:blip r:embed="rId22"/>
+                    <a:blip r:embed="rId14" cstate="print"/>
                     <a:srcRect/>
                     <a:stretch>
                       <a:fillRect/>
@@ -1106,7 +632,7 @@
                   <pic:spPr bwMode="auto">
                     <a:xfrm>
                       <a:off x="0" y="0"/>
-                      <a:ext cx="6473492" cy="3169777"/>
+                      <a:ext cx="4905428" cy="2401276"/>
                     </a:xfrm>
                     <a:prstGeom prst="rect">
                       <a:avLst/>
@@ -1119,6 +645,13 @@
           </wp:inline>
         </w:drawing>
       </w:r>
+    </w:p>
+    <w:p>
+      <w:pPr>
+        <w:rPr>
+          <w:lang w:val="en-IN"/>
+        </w:rPr>
+      </w:pPr>
     </w:p>
     <w:p>
       <w:pPr>
@@ -1296,7 +829,7 @@
   <w:style w:type="paragraph" w:default="1" w:styleId="Normal">
     <w:name w:val="Normal"/>
     <w:qFormat/>
-    <w:rsid w:val="003D0B35"/>
+    <w:rsid w:val="00DF0597"/>
   </w:style>
   <w:style w:type="character" w:default="1" w:styleId="DefaultParagraphFont">
     <w:name w:val="Default Paragraph Font"/>
@@ -1333,7 +866,7 @@
     <w:uiPriority w:val="99"/>
     <w:semiHidden/>
     <w:unhideWhenUsed/>
-    <w:rsid w:val="00547C35"/>
+    <w:rsid w:val="000B379B"/>
     <w:pPr>
       <w:spacing w:after="0" w:line="240" w:lineRule="auto"/>
     </w:pPr>
@@ -1349,7 +882,7 @@
     <w:link w:val="BalloonText"/>
     <w:uiPriority w:val="99"/>
     <w:semiHidden/>
-    <w:rsid w:val="00547C35"/>
+    <w:rsid w:val="000B379B"/>
     <w:rPr>
       <w:rFonts w:ascii="Tahoma" w:hAnsi="Tahoma" w:cs="Tahoma"/>
       <w:sz w:val="16"/>
